--- a/manual_langç.docx
+++ b/manual_langç.docx
@@ -2206,7 +2206,107 @@
           <w:right w:val="single" w:color="BBCDE5" w:sz="4" w:space="0"/>
         </w:pBdr>
         <w:shd w:val="clear" w:color="auto" w:fill="F4F6FA"/>
-        <w:spacing w:before="120"/>
+        <w:spacing w:before="0" w:beforeAutospacing="off"/>
+        <w:ind w:left="360"/>
+        <w:rPr>
+          <w:rFonts w:ascii="Courier New" w:hAnsi="Courier New" w:eastAsia="Courier New" w:cs="Courier New"/>
+          <w:sz w:val="20"/>
+          <w:szCs w:val="20"/>
+        </w:rPr>
+      </w:pPr>
+      <w:r>
+        <w:rPr>
+          <w:rFonts w:ascii="Courier New" w:hAnsi="Courier New" w:eastAsia="Courier New" w:cs="Courier New"/>
+          <w:sz w:val="20"/>
+          <w:szCs w:val="20"/>
+        </w:rPr>
+        <w:t>ç# sem bloco</w:t>
+      </w:r>
+    </w:p>
+    <w:p>
+      <w:pPr>
+        <w:pBdr>
+          <w:top w:val="single" w:color="BBCDE5" w:sz="4" w:space="0"/>
+          <w:left w:val="single" w:color="BBCDE5" w:sz="4" w:space="0"/>
+          <w:right w:val="single" w:color="BBCDE5" w:sz="4" w:space="0"/>
+        </w:pBdr>
+        <w:shd w:val="clear" w:color="auto" w:fill="F4F6FA"/>
+        <w:spacing w:before="0" w:beforeAutospacing="off"/>
+        <w:ind w:left="360"/>
+        <w:rPr>
+          <w:rFonts w:ascii="Courier New" w:hAnsi="Courier New" w:eastAsia="Courier New" w:cs="Courier New"/>
+          <w:sz w:val="20"/>
+          <w:szCs w:val="20"/>
+        </w:rPr>
+      </w:pPr>
+      <w:r>
+        <w:rPr>
+          <w:rFonts w:ascii="Courier New" w:hAnsi="Courier New" w:eastAsia="Courier New" w:cs="Courier New"/>
+          <w:sz w:val="20"/>
+          <w:szCs w:val="20"/>
+        </w:rPr>
+        <w:t>if</w:t>
+      </w:r>
+      <w:r>
+        <w:rPr>
+          <w:rFonts w:ascii="Courier New" w:hAnsi="Courier New" w:eastAsia="Courier New" w:cs="Courier New"/>
+          <w:sz w:val="20"/>
+          <w:szCs w:val="20"/>
+        </w:rPr>
+        <w:t>(X &gt; 1)</w:t>
+      </w:r>
+    </w:p>
+    <w:p>
+      <w:pPr>
+        <w:pBdr>
+          <w:top w:val="single" w:color="BBCDE5" w:sz="4" w:space="0"/>
+          <w:left w:val="single" w:color="BBCDE5" w:sz="4" w:space="0"/>
+          <w:right w:val="single" w:color="BBCDE5" w:sz="4" w:space="0"/>
+        </w:pBdr>
+        <w:shd w:val="clear" w:color="auto" w:fill="F4F6FA"/>
+        <w:spacing w:before="0" w:beforeAutospacing="off"/>
+        <w:ind w:left="360"/>
+        <w:rPr>
+          <w:rFonts w:ascii="Courier New" w:hAnsi="Courier New" w:eastAsia="Courier New" w:cs="Courier New"/>
+          <w:sz w:val="20"/>
+          <w:szCs w:val="20"/>
+        </w:rPr>
+      </w:pPr>
+      <w:r>
+        <w:rPr>
+          <w:rFonts w:ascii="Courier New" w:hAnsi="Courier New" w:eastAsia="Courier New" w:cs="Courier New"/>
+          <w:sz w:val="20"/>
+          <w:szCs w:val="20"/>
+        </w:rPr>
+        <w:t>print(x);</w:t>
+      </w:r>
+    </w:p>
+    <w:p>
+      <w:pPr>
+        <w:pBdr>
+          <w:top w:val="single" w:color="BBCDE5" w:sz="4" w:space="0"/>
+          <w:left w:val="single" w:color="BBCDE5" w:sz="4" w:space="0"/>
+          <w:right w:val="single" w:color="BBCDE5" w:sz="4" w:space="0"/>
+        </w:pBdr>
+        <w:shd w:val="clear" w:color="auto" w:fill="F4F6FA"/>
+        <w:spacing w:before="0" w:beforeAutospacing="off"/>
+        <w:ind w:left="360"/>
+        <w:rPr>
+          <w:rFonts w:ascii="Courier New" w:hAnsi="Courier New" w:eastAsia="Courier New" w:cs="Courier New"/>
+          <w:sz w:val="20"/>
+          <w:szCs w:val="20"/>
+        </w:rPr>
+      </w:pPr>
+    </w:p>
+    <w:p w14:noSpellErr="1">
+      <w:pPr>
+        <w:pBdr>
+          <w:top w:val="single" w:color="BBCDE5" w:sz="4" w:space="0"/>
+          <w:left w:val="single" w:color="BBCDE5" w:sz="4" w:space="0"/>
+          <w:right w:val="single" w:color="BBCDE5" w:sz="4" w:space="0"/>
+        </w:pBdr>
+        <w:shd w:val="clear" w:color="auto" w:fill="F4F6FA"/>
+        <w:spacing w:before="0" w:beforeAutospacing="off"/>
         <w:ind w:left="360"/>
         <w:rPr>
           <w:rFonts w:ascii="Courier New" w:hAnsi="Courier New" w:eastAsia="Courier New" w:cs="Courier New"/>
@@ -7061,20 +7161,6 @@
     </w:p>
     <w:p>
       <w:pPr>
-        <w:spacing w:after="100"/>
-        <w:rPr>
-          <w:lang w:val="en-US"/>
-        </w:rPr>
-      </w:pPr>
-      <w:r>
-        <w:rPr>
-          <w:lang w:val="en-US"/>
-        </w:rPr>
-        <w:t>• Não coincidir com palavra reservada</w:t>
-      </w:r>
-    </w:p>
-    <w:p>
-      <w:pPr>
         <w:spacing w:after="140"/>
       </w:pPr>
       <w:r>
@@ -8613,7 +8699,7 @@
               <w:bottom w:val="single" w:color="BBCDE5" w:sz="4" w:space="0"/>
               <w:right w:val="single" w:color="BBCDE5" w:sz="4" w:space="0"/>
             </w:tcBorders>
-            <w:shd w:val="clear" w:color="auto" w:fill="FFFFFF"/>
+            <w:shd w:val="clear" w:color="auto" w:fill="FFFFFF" w:themeFill="background1"/>
             <w:tcMar>
               <w:top w:w="80" w:type="dxa"/>
               <w:left w:w="140" w:type="dxa"/>
@@ -8648,7 +8734,7 @@
               <w:bottom w:val="single" w:color="BBCDE5" w:sz="4" w:space="0"/>
               <w:right w:val="single" w:color="BBCDE5" w:sz="4" w:space="0"/>
             </w:tcBorders>
-            <w:shd w:val="clear" w:color="auto" w:fill="FFFFFF"/>
+            <w:shd w:val="clear" w:color="auto" w:fill="FFFFFF" w:themeFill="background1"/>
             <w:tcMar>
               <w:top w:w="80" w:type="dxa"/>
               <w:left w:w="140" w:type="dxa"/>
@@ -8683,7 +8769,7 @@
               <w:bottom w:val="single" w:color="BBCDE5" w:sz="4" w:space="0"/>
               <w:right w:val="single" w:color="BBCDE5" w:sz="4" w:space="0"/>
             </w:tcBorders>
-            <w:shd w:val="clear" w:color="auto" w:fill="FFFFFF"/>
+            <w:shd w:val="clear" w:color="auto" w:fill="FFFFFF" w:themeFill="background1"/>
             <w:tcMar>
               <w:top w:w="80" w:type="dxa"/>
               <w:left w:w="140" w:type="dxa"/>
@@ -8726,7 +8812,7 @@
               <w:bottom w:val="single" w:color="BBCDE5" w:sz="4" w:space="0"/>
               <w:right w:val="single" w:color="BBCDE5" w:sz="4" w:space="0"/>
             </w:tcBorders>
-            <w:shd w:val="clear" w:color="auto" w:fill="FFFFFF"/>
+            <w:shd w:val="clear" w:color="auto" w:fill="FFFFFF" w:themeFill="background1"/>
             <w:tcMar>
               <w:top w:w="80" w:type="dxa"/>
               <w:left w:w="140" w:type="dxa"/>
@@ -8761,7 +8847,7 @@
               <w:bottom w:val="single" w:color="BBCDE5" w:sz="4" w:space="0"/>
               <w:right w:val="single" w:color="BBCDE5" w:sz="4" w:space="0"/>
             </w:tcBorders>
-            <w:shd w:val="clear" w:color="auto" w:fill="FFFFFF"/>
+            <w:shd w:val="clear" w:color="auto" w:fill="FFFFFF" w:themeFill="background1"/>
             <w:tcMar>
               <w:top w:w="80" w:type="dxa"/>
               <w:left w:w="140" w:type="dxa"/>
@@ -8796,7 +8882,7 @@
               <w:bottom w:val="single" w:color="BBCDE5" w:sz="4" w:space="0"/>
               <w:right w:val="single" w:color="BBCDE5" w:sz="4" w:space="0"/>
             </w:tcBorders>
-            <w:shd w:val="clear" w:color="auto" w:fill="FFFFFF"/>
+            <w:shd w:val="clear" w:color="auto" w:fill="FFFFFF" w:themeFill="background1"/>
             <w:tcMar>
               <w:top w:w="80" w:type="dxa"/>
               <w:left w:w="140" w:type="dxa"/>
@@ -8832,7 +8918,7 @@
               <w:bottom w:val="single" w:color="BBCDE5" w:sz="4" w:space="0"/>
               <w:right w:val="single" w:color="BBCDE5" w:sz="4" w:space="0"/>
             </w:tcBorders>
-            <w:shd w:val="clear" w:color="auto" w:fill="FFFFFF"/>
+            <w:shd w:val="clear" w:color="auto" w:fill="FFFFFF" w:themeFill="background1"/>
             <w:tcMar>
               <w:top w:w="80" w:type="dxa"/>
               <w:left w:w="140" w:type="dxa"/>
@@ -8867,7 +8953,7 @@
               <w:bottom w:val="single" w:color="BBCDE5" w:sz="4" w:space="0"/>
               <w:right w:val="single" w:color="BBCDE5" w:sz="4" w:space="0"/>
             </w:tcBorders>
-            <w:shd w:val="clear" w:color="auto" w:fill="FFFFFF"/>
+            <w:shd w:val="clear" w:color="auto" w:fill="FFFFFF" w:themeFill="background1"/>
             <w:tcMar>
               <w:top w:w="80" w:type="dxa"/>
               <w:left w:w="140" w:type="dxa"/>
@@ -8902,7 +8988,7 @@
               <w:bottom w:val="single" w:color="BBCDE5" w:sz="4" w:space="0"/>
               <w:right w:val="single" w:color="BBCDE5" w:sz="4" w:space="0"/>
             </w:tcBorders>
-            <w:shd w:val="clear" w:color="auto" w:fill="FFFFFF"/>
+            <w:shd w:val="clear" w:color="auto" w:fill="FFFFFF" w:themeFill="background1"/>
             <w:tcMar>
               <w:top w:w="80" w:type="dxa"/>
               <w:left w:w="140" w:type="dxa"/>
@@ -8937,7 +9023,7 @@
               <w:bottom w:val="single" w:color="BBCDE5" w:sz="4" w:space="0"/>
               <w:right w:val="single" w:color="BBCDE5" w:sz="4" w:space="0"/>
             </w:tcBorders>
-            <w:shd w:val="clear" w:color="auto" w:fill="FFFFFF"/>
+            <w:shd w:val="clear" w:color="auto" w:fill="FFFFFF" w:themeFill="background1"/>
             <w:tcMar>
               <w:top w:w="80" w:type="dxa"/>
               <w:left w:w="140" w:type="dxa"/>
@@ -8972,7 +9058,7 @@
               <w:bottom w:val="single" w:color="BBCDE5" w:sz="4" w:space="0"/>
               <w:right w:val="single" w:color="BBCDE5" w:sz="4" w:space="0"/>
             </w:tcBorders>
-            <w:shd w:val="clear" w:color="auto" w:fill="FFFFFF"/>
+            <w:shd w:val="clear" w:color="auto" w:fill="FFFFFF" w:themeFill="background1"/>
             <w:tcMar>
               <w:top w:w="80" w:type="dxa"/>
               <w:left w:w="140" w:type="dxa"/>
@@ -9007,7 +9093,7 @@
               <w:bottom w:val="single" w:color="BBCDE5" w:sz="4" w:space="0"/>
               <w:right w:val="single" w:color="BBCDE5" w:sz="4" w:space="0"/>
             </w:tcBorders>
-            <w:shd w:val="clear" w:color="auto" w:fill="FFFFFF"/>
+            <w:shd w:val="clear" w:color="auto" w:fill="FFFFFF" w:themeFill="background1"/>
             <w:tcMar>
               <w:top w:w="80" w:type="dxa"/>
               <w:left w:w="140" w:type="dxa"/>
@@ -9030,6 +9116,276 @@
                 <w:lang w:val="en-US"/>
               </w:rPr>
               <w:t>Símbolo não suportado</w:t>
+            </w:r>
+          </w:p>
+        </w:tc>
+      </w:tr>
+      <w:tr>
+        <w:tblPrEx>
+          <w:tblCellMar>
+            <w:top w:w="0" w:type="dxa"/>
+            <w:bottom w:w="0" w:type="dxa"/>
+          </w:tblCellMar>
+        </w:tblPrEx>
+        <w:trPr>
+          <w:trHeight w:val="300"/>
+        </w:trPr>
+        <w:tc>
+          <w:tcPr>
+            <w:tcW w:w="2800" w:type="dxa"/>
+            <w:tcBorders>
+              <w:top w:val="single" w:color="BBCDE5" w:sz="4" w:space="0"/>
+              <w:left w:val="single" w:color="BBCDE5" w:sz="4" w:space="0"/>
+              <w:bottom w:val="single" w:color="BBCDE5" w:sz="4" w:space="0"/>
+              <w:right w:val="single" w:color="BBCDE5" w:sz="4" w:space="0"/>
+            </w:tcBorders>
+            <w:shd w:val="clear" w:color="auto" w:fill="FFFFFF" w:themeFill="background1"/>
+            <w:tcMar>
+              <w:top w:w="80" w:type="dxa"/>
+              <w:left w:w="140" w:type="dxa"/>
+              <w:bottom w:w="80" w:type="dxa"/>
+              <w:right w:w="140" w:type="dxa"/>
+            </w:tcMar>
+          </w:tcPr>
+          <w:p>
+            <w:pPr>
+              <w:pStyle w:val="Normal"/>
+              <w:rPr>
+                <w:sz w:val="20"/>
+                <w:szCs w:val="20"/>
+                <w:lang w:val="en-US"/>
+              </w:rPr>
+            </w:pPr>
+            <w:r>
+              <w:rPr>
+                <w:sz w:val="20"/>
+                <w:szCs w:val="20"/>
+                <w:lang w:val="en-US"/>
+              </w:rPr>
+              <w:t>Strings Não Fechadas</w:t>
+            </w:r>
+          </w:p>
+        </w:tc>
+        <w:tc>
+          <w:tcPr>
+            <w:tcW w:w="2600" w:type="dxa"/>
+            <w:tcBorders>
+              <w:top w:val="single" w:color="BBCDE5" w:sz="4" w:space="0"/>
+              <w:left w:val="single" w:color="BBCDE5" w:sz="4" w:space="0"/>
+              <w:bottom w:val="single" w:color="BBCDE5" w:sz="4" w:space="0"/>
+              <w:right w:val="single" w:color="BBCDE5" w:sz="4" w:space="0"/>
+            </w:tcBorders>
+            <w:shd w:val="clear" w:color="auto" w:fill="FFFFFF" w:themeFill="background1"/>
+            <w:tcMar>
+              <w:top w:w="80" w:type="dxa"/>
+              <w:left w:w="140" w:type="dxa"/>
+              <w:bottom w:w="80" w:type="dxa"/>
+              <w:right w:w="140" w:type="dxa"/>
+            </w:tcMar>
+          </w:tcPr>
+          <w:p>
+            <w:pPr>
+              <w:pStyle w:val="Normal"/>
+              <w:rPr>
+                <w:sz w:val="20"/>
+                <w:szCs w:val="20"/>
+                <w:lang w:val="en-US"/>
+              </w:rPr>
+            </w:pPr>
+            <w:r>
+              <w:rPr>
+                <w:sz w:val="20"/>
+                <w:szCs w:val="20"/>
+                <w:lang w:val="en-US"/>
+              </w:rPr>
+              <w:t>Print(</w:t>
+            </w:r>
+            <w:r>
+              <w:rPr>
+                <w:sz w:val="20"/>
+                <w:szCs w:val="20"/>
+                <w:lang w:val="en-US"/>
+              </w:rPr>
+              <w:t>“Olá, mundo);</w:t>
+            </w:r>
+          </w:p>
+        </w:tc>
+        <w:tc>
+          <w:tcPr>
+            <w:tcW w:w="4060" w:type="dxa"/>
+            <w:tcBorders>
+              <w:top w:val="single" w:color="BBCDE5" w:sz="4" w:space="0"/>
+              <w:left w:val="single" w:color="BBCDE5" w:sz="4" w:space="0"/>
+              <w:bottom w:val="single" w:color="BBCDE5" w:sz="4" w:space="0"/>
+              <w:right w:val="single" w:color="BBCDE5" w:sz="4" w:space="0"/>
+            </w:tcBorders>
+            <w:shd w:val="clear" w:color="auto" w:fill="FFFFFF" w:themeFill="background1"/>
+            <w:tcMar>
+              <w:top w:w="80" w:type="dxa"/>
+              <w:left w:w="140" w:type="dxa"/>
+              <w:bottom w:w="80" w:type="dxa"/>
+              <w:right w:w="140" w:type="dxa"/>
+            </w:tcMar>
+          </w:tcPr>
+          <w:p>
+            <w:pPr>
+              <w:pStyle w:val="Normal"/>
+              <w:rPr>
+                <w:sz w:val="20"/>
+                <w:szCs w:val="20"/>
+                <w:lang w:val="en-US"/>
+              </w:rPr>
+            </w:pPr>
+            <w:r>
+              <w:rPr>
+                <w:sz w:val="20"/>
+                <w:szCs w:val="20"/>
+                <w:lang w:val="en-US"/>
+              </w:rPr>
+              <w:t>Token “string” não informado</w:t>
+            </w:r>
+          </w:p>
+        </w:tc>
+      </w:tr>
+      <w:tr>
+        <w:trPr>
+          <w:trHeight w:val="300"/>
+        </w:trPr>
+        <w:tblPrEx>
+          <w:tblCellMar>
+            <w:top w:w="0" w:type="dxa"/>
+            <w:bottom w:w="0" w:type="dxa"/>
+          </w:tblCellMar>
+        </w:tblPrEx>
+        <w:tc>
+          <w:tcPr>
+            <w:tcW w:w="2800" w:type="dxa"/>
+            <w:tcBorders>
+              <w:top w:val="single" w:color="BBCDE5" w:sz="4" w:space="0"/>
+              <w:left w:val="single" w:color="BBCDE5" w:sz="4" w:space="0"/>
+              <w:bottom w:val="single" w:color="BBCDE5" w:sz="4" w:space="0"/>
+              <w:right w:val="single" w:color="BBCDE5" w:sz="4" w:space="0"/>
+            </w:tcBorders>
+            <w:shd w:val="clear" w:color="auto" w:fill="FFFFFF" w:themeFill="background1"/>
+            <w:tcMar>
+              <w:top w:w="80" w:type="dxa"/>
+              <w:left w:w="140" w:type="dxa"/>
+              <w:bottom w:w="80" w:type="dxa"/>
+              <w:right w:w="140" w:type="dxa"/>
+            </w:tcMar>
+          </w:tcPr>
+          <w:p>
+            <w:pPr>
+              <w:pStyle w:val="Normal"/>
+              <w:suppressLineNumbers w:val="0"/>
+              <w:bidi w:val="0"/>
+              <w:spacing w:before="0" w:beforeAutospacing="off" w:after="0" w:afterAutospacing="off" w:line="259" w:lineRule="auto"/>
+              <w:ind w:left="0" w:right="0"/>
+              <w:jc w:val="left"/>
+            </w:pPr>
+            <w:r>
+              <w:rPr>
+                <w:sz w:val="20"/>
+                <w:szCs w:val="20"/>
+                <w:lang w:val="en-US"/>
+              </w:rPr>
+              <w:t>Operador</w:t>
+            </w:r>
+            <w:r>
+              <w:rPr>
+                <w:sz w:val="20"/>
+                <w:szCs w:val="20"/>
+                <w:lang w:val="en-US"/>
+              </w:rPr>
+              <w:t xml:space="preserve"> Inválido</w:t>
+            </w:r>
+          </w:p>
+        </w:tc>
+        <w:tc>
+          <w:tcPr>
+            <w:tcW w:w="2600" w:type="dxa"/>
+            <w:tcBorders>
+              <w:top w:val="single" w:color="BBCDE5" w:sz="4" w:space="0"/>
+              <w:left w:val="single" w:color="BBCDE5" w:sz="4" w:space="0"/>
+              <w:bottom w:val="single" w:color="BBCDE5" w:sz="4" w:space="0"/>
+              <w:right w:val="single" w:color="BBCDE5" w:sz="4" w:space="0"/>
+            </w:tcBorders>
+            <w:shd w:val="clear" w:color="auto" w:fill="FFFFFF" w:themeFill="background1"/>
+            <w:tcMar>
+              <w:top w:w="80" w:type="dxa"/>
+              <w:left w:w="140" w:type="dxa"/>
+              <w:bottom w:w="80" w:type="dxa"/>
+              <w:right w:w="140" w:type="dxa"/>
+            </w:tcMar>
+          </w:tcPr>
+          <w:p>
+            <w:pPr>
+              <w:pStyle w:val="Normal"/>
+              <w:rPr>
+                <w:sz w:val="20"/>
+                <w:szCs w:val="20"/>
+                <w:lang w:val="en-US"/>
+              </w:rPr>
+            </w:pPr>
+            <w:r>
+              <w:rPr>
+                <w:sz w:val="20"/>
+                <w:szCs w:val="20"/>
+                <w:lang w:val="en-US"/>
+              </w:rPr>
+              <w:t>x = a @ b;</w:t>
+            </w:r>
+          </w:p>
+        </w:tc>
+        <w:tc>
+          <w:tcPr>
+            <w:tcW w:w="4060" w:type="dxa"/>
+            <w:tcBorders>
+              <w:top w:val="single" w:color="BBCDE5" w:sz="4" w:space="0"/>
+              <w:left w:val="single" w:color="BBCDE5" w:sz="4" w:space="0"/>
+              <w:bottom w:val="single" w:color="BBCDE5" w:sz="4" w:space="0"/>
+              <w:right w:val="single" w:color="BBCDE5" w:sz="4" w:space="0"/>
+            </w:tcBorders>
+            <w:shd w:val="clear" w:color="auto" w:fill="FFFFFF" w:themeFill="background1"/>
+            <w:tcMar>
+              <w:top w:w="80" w:type="dxa"/>
+              <w:left w:w="140" w:type="dxa"/>
+              <w:bottom w:w="80" w:type="dxa"/>
+              <w:right w:w="140" w:type="dxa"/>
+            </w:tcMar>
+          </w:tcPr>
+          <w:p>
+            <w:pPr>
+              <w:pStyle w:val="Normal"/>
+              <w:rPr>
+                <w:sz w:val="20"/>
+                <w:szCs w:val="20"/>
+                <w:lang w:val="en-US"/>
+              </w:rPr>
+            </w:pPr>
+            <w:r>
+              <w:rPr>
+                <w:sz w:val="20"/>
+                <w:szCs w:val="20"/>
+                <w:lang w:val="en-US"/>
+              </w:rPr>
+              <w:t xml:space="preserve">Caracter “@” </w:t>
+            </w:r>
+            <w:r>
+              <w:rPr>
+                <w:sz w:val="20"/>
+                <w:szCs w:val="20"/>
+                <w:lang w:val="en-US"/>
+              </w:rPr>
+              <w:t>não</w:t>
+            </w:r>
+            <w:r>
+              <w:rPr>
+                <w:sz w:val="20"/>
+                <w:szCs w:val="20"/>
+                <w:lang w:val="en-US"/>
+              </w:rPr>
+              <w:t xml:space="preserve"> é válido</w:t>
             </w:r>
           </w:p>
         </w:tc>
